--- a/Creative Exam Report Konstantin Permin Sabina Sadykova.docx
+++ b/Creative Exam Report Konstantin Permin Sabina Sadykova.docx
@@ -167,7 +167,19 @@
         <w:rPr>
           <w:rFonts w:ascii="Times New Roman" w:hAnsi="Times New Roman" w:cs="Times New Roman"/>
         </w:rPr>
-        <w:t xml:space="preserve"> May 9, 2026</w:t>
+        <w:t xml:space="preserve"> May </w:t>
+      </w:r>
+      <w:r>
+        <w:rPr>
+          <w:rFonts w:ascii="Times New Roman" w:hAnsi="Times New Roman" w:cs="Times New Roman"/>
+        </w:rPr>
+        <w:t>12</w:t>
+      </w:r>
+      <w:r>
+        <w:rPr>
+          <w:rFonts w:ascii="Times New Roman" w:hAnsi="Times New Roman" w:cs="Times New Roman"/>
+        </w:rPr>
+        <w:t>, 2026</w:t>
       </w:r>
     </w:p>
     <w:p>
